--- a/aura-documents/output/word/09-marketing-and-finance/12-pricing-and-costing-worksheet.docx
+++ b/aura-documents/output/word/09-marketing-and-finance/12-pricing-and-costing-worksheet.docx
@@ -30,7 +30,7 @@
           <w:color w:val="7A6753"/>
           <w:sz w:val="16"/>
         </w:rPr>
-        <w:t xml:space="preserve">Document No. AUR-FIN-12 · Version 0.1 (Draft) · Owner: CEO · Effective: </w:t>
+        <w:t xml:space="preserve">Document No. AUR-FIN-12 · Version 0.2 (Draft) · Owner: CEO · Effective: </w:t>
       </w:r>
       <w:r>
         <w:rPr>
@@ -109,7 +109,7 @@
           <w:color w:val="4A3A2C"/>
           <w:sz w:val="20"/>
         </w:rPr>
-        <w:t>To set prices for each modality, membership and add-on from real costs and a target margin, so that every price we publish is sustainable, fair and consistent with the calm, premium experience guests expect.</w:t>
+        <w:t>To set prices for each modality, the Healer consultation, memberships, add-ons and retail from real costs and a target margin, so that every price we publish is sustainable, fair and consistent with the calm, premium experience guests expect.</w:t>
       </w:r>
     </w:p>
     <w:p>
@@ -247,10 +247,10 @@
                 <w:rFonts w:ascii="Jost" w:hAnsi="Jost" w:cs="Jost" w:eastAsia="Jost"/>
                 <w:b w:val="0"/>
                 <w:i w:val="0"/>
-                <w:color w:val="A6754C"/>
-                <w:sz w:val="17"/>
-              </w:rPr>
-              <w:t>[Opening hours]</w:t>
+                <w:color w:val="4A3A2C"/>
+                <w:sz w:val="17"/>
+              </w:rPr>
+              <w:t>9:00am–9:00pm, 7 days</w:t>
             </w:r>
           </w:p>
         </w:tc>
@@ -267,10 +267,10 @@
                 <w:rFonts w:ascii="Jost" w:hAnsi="Jost" w:cs="Jost" w:eastAsia="Jost"/>
                 <w:b w:val="0"/>
                 <w:i w:val="0"/>
-                <w:color w:val="A6754C"/>
-                <w:sz w:val="17"/>
-              </w:rPr>
-              <w:t>[___]</w:t>
+                <w:color w:val="4A3A2C"/>
+                <w:sz w:val="17"/>
+              </w:rPr>
+              <w:t>84</w:t>
             </w:r>
           </w:p>
         </w:tc>
@@ -357,7 +357,7 @@
                 <w:color w:val="4A3A2C"/>
                 <w:sz w:val="17"/>
               </w:rPr>
-              <w:t>Host fully loaded cost per hour (salary, visa, housing, insurance, end-of-service)</w:t>
+              <w:t>Host fully loaded cost per hour (salary, visa, housing, insurance, end-of-service); 2 Hosts per shift</w:t>
             </w:r>
           </w:p>
         </w:tc>
@@ -430,7 +430,7 @@
                 <w:color w:val="4A3A2C"/>
                 <w:sz w:val="17"/>
               </w:rPr>
-              <w:t>Clinician cost per hour (IV)</w:t>
+              <w:t>Healer cost per hour</w:t>
             </w:r>
           </w:p>
         </w:tc>
@@ -451,7 +451,7 @@
                 <w:color w:val="4A3A2C"/>
                 <w:sz w:val="17"/>
               </w:rPr>
-              <w:t>Clinical Lead</w:t>
+              <w:t>HR / payroll</w:t>
             </w:r>
           </w:p>
         </w:tc>
@@ -504,7 +504,7 @@
                 <w:color w:val="4A3A2C"/>
                 <w:sz w:val="17"/>
               </w:rPr>
-              <w:t>Monthly rent and service charge, 332 Jumeirah First</w:t>
+              <w:t>Breathwork &amp; Sound Healing Facilitator cost per hour</w:t>
             </w:r>
           </w:p>
         </w:tc>
@@ -524,7 +524,7 @@
                 <w:color w:val="4A3A2C"/>
                 <w:sz w:val="17"/>
               </w:rPr>
-              <w:t>Tenancy contract</w:t>
+              <w:t>HR / payroll</w:t>
             </w:r>
           </w:p>
         </w:tc>
@@ -577,7 +577,7 @@
                 <w:color w:val="4A3A2C"/>
                 <w:sz w:val="17"/>
               </w:rPr>
-              <w:t>Monthly fixed overhead (rent, software, insurance, marketing, admin)</w:t>
+              <w:t>Refreshments and branded amenities cost per guest visit (towels, clothing, slippers, laundry)</w:t>
             </w:r>
           </w:p>
         </w:tc>
@@ -598,7 +598,7 @@
                 <w:color w:val="4A3A2C"/>
                 <w:sz w:val="17"/>
               </w:rPr>
-              <w:t>Budget</w:t>
+              <w:t>Supplier quotes</w:t>
             </w:r>
           </w:p>
         </w:tc>
@@ -651,7 +651,301 @@
                 <w:color w:val="4A3A2C"/>
                 <w:sz w:val="17"/>
               </w:rPr>
-              <w:t>Elevé equipment cost per unit and expected life</w:t>
+              <w:t>Card and Apple Pay processing fee</w:t>
+            </w:r>
+          </w:p>
+        </w:tc>
+        <w:tc>
+          <w:tcPr>
+            <w:tcW w:type="dxa" w:w="3137"/>
+          </w:tcPr>
+          <w:p>
+            <w:pPr>
+              <w:spacing w:before="40" w:after="40" w:line="276" w:lineRule="auto"/>
+            </w:pPr>
+            <w:r>
+              <w:rPr>
+                <w:rFonts w:ascii="Jost" w:hAnsi="Jost" w:cs="Jost" w:eastAsia="Jost"/>
+                <w:b w:val="0"/>
+                <w:i w:val="0"/>
+                <w:color w:val="4A3A2C"/>
+                <w:sz w:val="17"/>
+              </w:rPr>
+              <w:t>Payment provider</w:t>
+            </w:r>
+          </w:p>
+        </w:tc>
+        <w:tc>
+          <w:tcPr>
+            <w:tcW w:type="dxa" w:w="3137"/>
+          </w:tcPr>
+          <w:p>
+            <w:pPr>
+              <w:spacing w:before="40" w:after="40" w:line="276" w:lineRule="auto"/>
+            </w:pPr>
+            <w:r>
+              <w:rPr>
+                <w:rFonts w:ascii="Jost" w:hAnsi="Jost" w:cs="Jost" w:eastAsia="Jost"/>
+                <w:b w:val="0"/>
+                <w:i w:val="0"/>
+                <w:color w:val="A6754C"/>
+                <w:sz w:val="17"/>
+              </w:rPr>
+              <w:t>[___]</w:t>
+            </w:r>
+            <w:r>
+              <w:rPr>
+                <w:rFonts w:ascii="Jost" w:hAnsi="Jost" w:cs="Jost" w:eastAsia="Jost"/>
+                <w:b w:val="0"/>
+                <w:i w:val="0"/>
+                <w:color w:val="4A3A2C"/>
+                <w:sz w:val="17"/>
+              </w:rPr>
+              <w:t>%</w:t>
+            </w:r>
+          </w:p>
+        </w:tc>
+      </w:tr>
+      <w:tr>
+        <w:tc>
+          <w:tcPr>
+            <w:tcW w:type="dxa" w:w="3137"/>
+            <w:shd w:val="clear" w:color="auto" w:fill="FBF5EE"/>
+          </w:tcPr>
+          <w:p>
+            <w:pPr>
+              <w:spacing w:before="40" w:after="40" w:line="276" w:lineRule="auto"/>
+            </w:pPr>
+            <w:r>
+              <w:rPr>
+                <w:rFonts w:ascii="Jost" w:hAnsi="Jost" w:cs="Jost" w:eastAsia="Jost"/>
+                <w:b w:val="0"/>
+                <w:i w:val="0"/>
+                <w:color w:val="4A3A2C"/>
+                <w:sz w:val="17"/>
+              </w:rPr>
+              <w:t>Paid advertising cost per acquired guest</w:t>
+            </w:r>
+          </w:p>
+        </w:tc>
+        <w:tc>
+          <w:tcPr>
+            <w:tcW w:type="dxa" w:w="3137"/>
+            <w:shd w:val="clear" w:color="auto" w:fill="FBF5EE"/>
+          </w:tcPr>
+          <w:p>
+            <w:pPr>
+              <w:spacing w:before="40" w:after="40" w:line="276" w:lineRule="auto"/>
+            </w:pPr>
+            <w:r>
+              <w:rPr>
+                <w:rFonts w:ascii="Jost" w:hAnsi="Jost" w:cs="Jost" w:eastAsia="Jost"/>
+                <w:b w:val="0"/>
+                <w:i w:val="0"/>
+                <w:color w:val="4A3A2C"/>
+                <w:sz w:val="17"/>
+              </w:rPr>
+              <w:t>Marketing</w:t>
+            </w:r>
+          </w:p>
+        </w:tc>
+        <w:tc>
+          <w:tcPr>
+            <w:tcW w:type="dxa" w:w="3137"/>
+            <w:shd w:val="clear" w:color="auto" w:fill="FBF5EE"/>
+          </w:tcPr>
+          <w:p>
+            <w:pPr>
+              <w:spacing w:before="40" w:after="40" w:line="276" w:lineRule="auto"/>
+            </w:pPr>
+            <w:r>
+              <w:rPr>
+                <w:rFonts w:ascii="Jost" w:hAnsi="Jost" w:cs="Jost" w:eastAsia="Jost"/>
+                <w:b w:val="0"/>
+                <w:i w:val="0"/>
+                <w:color w:val="4A3A2C"/>
+                <w:sz w:val="17"/>
+              </w:rPr>
+              <w:t xml:space="preserve">AED </w:t>
+            </w:r>
+            <w:r>
+              <w:rPr>
+                <w:rFonts w:ascii="Jost" w:hAnsi="Jost" w:cs="Jost" w:eastAsia="Jost"/>
+                <w:b w:val="0"/>
+                <w:i w:val="0"/>
+                <w:color w:val="A6754C"/>
+                <w:sz w:val="17"/>
+              </w:rPr>
+              <w:t>[___]</w:t>
+            </w:r>
+          </w:p>
+        </w:tc>
+      </w:tr>
+      <w:tr>
+        <w:tc>
+          <w:tcPr>
+            <w:tcW w:type="dxa" w:w="3137"/>
+          </w:tcPr>
+          <w:p>
+            <w:pPr>
+              <w:spacing w:before="40" w:after="40" w:line="276" w:lineRule="auto"/>
+            </w:pPr>
+            <w:r>
+              <w:rPr>
+                <w:rFonts w:ascii="Jost" w:hAnsi="Jost" w:cs="Jost" w:eastAsia="Jost"/>
+                <w:b w:val="0"/>
+                <w:i w:val="0"/>
+                <w:color w:val="4A3A2C"/>
+                <w:sz w:val="17"/>
+              </w:rPr>
+              <w:t>Monthly rent and service charge, 332 Jumeirah First</w:t>
+            </w:r>
+          </w:p>
+        </w:tc>
+        <w:tc>
+          <w:tcPr>
+            <w:tcW w:type="dxa" w:w="3137"/>
+          </w:tcPr>
+          <w:p>
+            <w:pPr>
+              <w:spacing w:before="40" w:after="40" w:line="276" w:lineRule="auto"/>
+            </w:pPr>
+            <w:r>
+              <w:rPr>
+                <w:rFonts w:ascii="Jost" w:hAnsi="Jost" w:cs="Jost" w:eastAsia="Jost"/>
+                <w:b w:val="0"/>
+                <w:i w:val="0"/>
+                <w:color w:val="4A3A2C"/>
+                <w:sz w:val="17"/>
+              </w:rPr>
+              <w:t>Tenancy contract</w:t>
+            </w:r>
+          </w:p>
+        </w:tc>
+        <w:tc>
+          <w:tcPr>
+            <w:tcW w:type="dxa" w:w="3137"/>
+          </w:tcPr>
+          <w:p>
+            <w:pPr>
+              <w:spacing w:before="40" w:after="40" w:line="276" w:lineRule="auto"/>
+            </w:pPr>
+            <w:r>
+              <w:rPr>
+                <w:rFonts w:ascii="Jost" w:hAnsi="Jost" w:cs="Jost" w:eastAsia="Jost"/>
+                <w:b w:val="0"/>
+                <w:i w:val="0"/>
+                <w:color w:val="4A3A2C"/>
+                <w:sz w:val="17"/>
+              </w:rPr>
+              <w:t xml:space="preserve">AED </w:t>
+            </w:r>
+            <w:r>
+              <w:rPr>
+                <w:rFonts w:ascii="Jost" w:hAnsi="Jost" w:cs="Jost" w:eastAsia="Jost"/>
+                <w:b w:val="0"/>
+                <w:i w:val="0"/>
+                <w:color w:val="A6754C"/>
+                <w:sz w:val="17"/>
+              </w:rPr>
+              <w:t>[___]</w:t>
+            </w:r>
+          </w:p>
+        </w:tc>
+      </w:tr>
+      <w:tr>
+        <w:tc>
+          <w:tcPr>
+            <w:tcW w:type="dxa" w:w="3137"/>
+            <w:shd w:val="clear" w:color="auto" w:fill="FBF5EE"/>
+          </w:tcPr>
+          <w:p>
+            <w:pPr>
+              <w:spacing w:before="40" w:after="40" w:line="276" w:lineRule="auto"/>
+            </w:pPr>
+            <w:r>
+              <w:rPr>
+                <w:rFonts w:ascii="Jost" w:hAnsi="Jost" w:cs="Jost" w:eastAsia="Jost"/>
+                <w:b w:val="0"/>
+                <w:i w:val="0"/>
+                <w:color w:val="4A3A2C"/>
+                <w:sz w:val="17"/>
+              </w:rPr>
+              <w:t>Monthly fixed overhead (rent, software, insurance, marketing, admin)</w:t>
+            </w:r>
+          </w:p>
+        </w:tc>
+        <w:tc>
+          <w:tcPr>
+            <w:tcW w:type="dxa" w:w="3137"/>
+            <w:shd w:val="clear" w:color="auto" w:fill="FBF5EE"/>
+          </w:tcPr>
+          <w:p>
+            <w:pPr>
+              <w:spacing w:before="40" w:after="40" w:line="276" w:lineRule="auto"/>
+            </w:pPr>
+            <w:r>
+              <w:rPr>
+                <w:rFonts w:ascii="Jost" w:hAnsi="Jost" w:cs="Jost" w:eastAsia="Jost"/>
+                <w:b w:val="0"/>
+                <w:i w:val="0"/>
+                <w:color w:val="4A3A2C"/>
+                <w:sz w:val="17"/>
+              </w:rPr>
+              <w:t>Budget</w:t>
+            </w:r>
+          </w:p>
+        </w:tc>
+        <w:tc>
+          <w:tcPr>
+            <w:tcW w:type="dxa" w:w="3137"/>
+            <w:shd w:val="clear" w:color="auto" w:fill="FBF5EE"/>
+          </w:tcPr>
+          <w:p>
+            <w:pPr>
+              <w:spacing w:before="40" w:after="40" w:line="276" w:lineRule="auto"/>
+            </w:pPr>
+            <w:r>
+              <w:rPr>
+                <w:rFonts w:ascii="Jost" w:hAnsi="Jost" w:cs="Jost" w:eastAsia="Jost"/>
+                <w:b w:val="0"/>
+                <w:i w:val="0"/>
+                <w:color w:val="4A3A2C"/>
+                <w:sz w:val="17"/>
+              </w:rPr>
+              <w:t xml:space="preserve">AED </w:t>
+            </w:r>
+            <w:r>
+              <w:rPr>
+                <w:rFonts w:ascii="Jost" w:hAnsi="Jost" w:cs="Jost" w:eastAsia="Jost"/>
+                <w:b w:val="0"/>
+                <w:i w:val="0"/>
+                <w:color w:val="A6754C"/>
+                <w:sz w:val="17"/>
+              </w:rPr>
+              <w:t>[___]</w:t>
+            </w:r>
+          </w:p>
+        </w:tc>
+      </w:tr>
+      <w:tr>
+        <w:tc>
+          <w:tcPr>
+            <w:tcW w:type="dxa" w:w="3137"/>
+          </w:tcPr>
+          <w:p>
+            <w:pPr>
+              <w:spacing w:before="40" w:after="40" w:line="276" w:lineRule="auto"/>
+            </w:pPr>
+            <w:r>
+              <w:rPr>
+                <w:rFonts w:ascii="Jost" w:hAnsi="Jost" w:cs="Jost" w:eastAsia="Jost"/>
+                <w:b w:val="0"/>
+                <w:i w:val="0"/>
+                <w:color w:val="4A3A2C"/>
+                <w:sz w:val="17"/>
+              </w:rPr>
+              <w:t>Elevé equipment cost per unit (one unit of each machine) and expected life</w:t>
             </w:r>
           </w:p>
         </w:tc>
@@ -1184,7 +1478,7 @@
                 <w:color w:val="FBF5EE"/>
                 <w:sz w:val="17"/>
               </w:rPr>
-              <w:t>Host / clinician time incl. turnaround</w:t>
+              <w:t>Host / practitioner time incl. turnaround</w:t>
             </w:r>
           </w:p>
         </w:tc>
@@ -2030,7 +2324,7 @@
                 <w:color w:val="4A3A2C"/>
                 <w:sz w:val="17"/>
               </w:rPr>
-              <w:t>IV Nutrient Therapy (45–60 min)</w:t>
+              <w:t>Compression Recovery (30 min)</w:t>
             </w:r>
           </w:p>
         </w:tc>
@@ -2060,7 +2354,7 @@
                 <w:color w:val="4A3A2C"/>
                 <w:sz w:val="17"/>
               </w:rPr>
-              <w:t xml:space="preserve"> min clinician · AED </w:t>
+              <w:t xml:space="preserve"> min · AED </w:t>
             </w:r>
             <w:r>
               <w:rPr>
@@ -2090,7 +2384,7 @@
                 <w:color w:val="4A3A2C"/>
                 <w:sz w:val="17"/>
               </w:rPr>
-              <w:t xml:space="preserve">Formula, fluids, cannula, waste · AED </w:t>
+              <w:t xml:space="preserve">Liners, sanitising · AED </w:t>
             </w:r>
             <w:r>
               <w:rPr>
@@ -2213,7 +2507,7 @@
                 <w:color w:val="4A3A2C"/>
                 <w:sz w:val="17"/>
               </w:rPr>
-              <w:t>Float &amp; Sensory Reset (60 min)</w:t>
+              <w:t>Dry Float Bed (30 min)</w:t>
             </w:r>
           </w:p>
         </w:tc>
@@ -2275,7 +2569,7 @@
                 <w:color w:val="4A3A2C"/>
                 <w:sz w:val="17"/>
               </w:rPr>
-              <w:t xml:space="preserve">Epsom salt top-up, filtration, earplugs, towels · AED </w:t>
+              <w:t xml:space="preserve">Linen · AED </w:t>
             </w:r>
             <w:r>
               <w:rPr>
@@ -2400,7 +2694,7 @@
                 <w:color w:val="4A3A2C"/>
                 <w:sz w:val="17"/>
               </w:rPr>
-              <w:t>Compression Recovery (30 min)</w:t>
+              <w:t>Salt Cabin (30 min)</w:t>
             </w:r>
           </w:p>
         </w:tc>
@@ -2460,7 +2754,7 @@
                 <w:color w:val="4A3A2C"/>
                 <w:sz w:val="17"/>
               </w:rPr>
-              <w:t xml:space="preserve">Liners, sanitising · AED </w:t>
+              <w:t xml:space="preserve">Salt, aromatherapy, shoe covers · AED </w:t>
             </w:r>
             <w:r>
               <w:rPr>
@@ -2583,7 +2877,7 @@
                 <w:color w:val="4A3A2C"/>
                 <w:sz w:val="17"/>
               </w:rPr>
-              <w:t>Dry Float Bed (30 min)</w:t>
+              <w:t>Cold Plunge (2–5 min)</w:t>
             </w:r>
           </w:p>
         </w:tc>
@@ -2645,7 +2939,7 @@
                 <w:color w:val="4A3A2C"/>
                 <w:sz w:val="17"/>
               </w:rPr>
-              <w:t xml:space="preserve">Linen · AED </w:t>
+              <w:t xml:space="preserve">Water treatment, towels · AED </w:t>
             </w:r>
             <w:r>
               <w:rPr>
@@ -2770,7 +3064,7 @@
                 <w:color w:val="4A3A2C"/>
                 <w:sz w:val="17"/>
               </w:rPr>
-              <w:t>Salt Cabin (30 min)</w:t>
+              <w:t>Guided Breathwork (45 min, 1:1 / group)</w:t>
             </w:r>
           </w:p>
         </w:tc>
@@ -2830,7 +3124,7 @@
                 <w:color w:val="4A3A2C"/>
                 <w:sz w:val="17"/>
               </w:rPr>
-              <w:t xml:space="preserve">Salt, aromatherapy, shoe covers · AED </w:t>
+              <w:t xml:space="preserve">Mats, linen · AED </w:t>
             </w:r>
             <w:r>
               <w:rPr>
@@ -2953,7 +3247,27 @@
                 <w:color w:val="4A3A2C"/>
                 <w:sz w:val="17"/>
               </w:rPr>
-              <w:t>Cold Plunge (2–5 min)</w:t>
+              <w:t>Sound Healing (</w:t>
+            </w:r>
+            <w:r>
+              <w:rPr>
+                <w:rFonts w:ascii="Jost" w:hAnsi="Jost" w:cs="Jost" w:eastAsia="Jost"/>
+                <w:b w:val="0"/>
+                <w:i w:val="0"/>
+                <w:color w:val="A6754C"/>
+                <w:sz w:val="17"/>
+              </w:rPr>
+              <w:t>[__]</w:t>
+            </w:r>
+            <w:r>
+              <w:rPr>
+                <w:rFonts w:ascii="Jost" w:hAnsi="Jost" w:cs="Jost" w:eastAsia="Jost"/>
+                <w:b w:val="0"/>
+                <w:i w:val="0"/>
+                <w:color w:val="4A3A2C"/>
+                <w:sz w:val="17"/>
+              </w:rPr>
+              <w:t xml:space="preserve"> min, 1:1 / group)</w:t>
             </w:r>
           </w:p>
         </w:tc>
@@ -2984,7 +3298,7 @@
                 <w:color w:val="4A3A2C"/>
                 <w:sz w:val="17"/>
               </w:rPr>
-              <w:t xml:space="preserve"> min · AED </w:t>
+              <w:t xml:space="preserve"> min facilitator · AED </w:t>
             </w:r>
             <w:r>
               <w:rPr>
@@ -3015,7 +3329,7 @@
                 <w:color w:val="4A3A2C"/>
                 <w:sz w:val="17"/>
               </w:rPr>
-              <w:t xml:space="preserve">Water treatment, towels · AED </w:t>
+              <w:t xml:space="preserve">Mats, linen, instrument care · AED </w:t>
             </w:r>
             <w:r>
               <w:rPr>
@@ -3140,7 +3454,27 @@
                 <w:color w:val="4A3A2C"/>
                 <w:sz w:val="17"/>
               </w:rPr>
-              <w:t>Guided Breathwork (45 min, 1:1 / group)</w:t>
+              <w:t>Healer consultation (</w:t>
+            </w:r>
+            <w:r>
+              <w:rPr>
+                <w:rFonts w:ascii="Jost" w:hAnsi="Jost" w:cs="Jost" w:eastAsia="Jost"/>
+                <w:b w:val="0"/>
+                <w:i w:val="0"/>
+                <w:color w:val="A6754C"/>
+                <w:sz w:val="17"/>
+              </w:rPr>
+              <w:t>[30–45 min proposed]</w:t>
+            </w:r>
+            <w:r>
+              <w:rPr>
+                <w:rFonts w:ascii="Jost" w:hAnsi="Jost" w:cs="Jost" w:eastAsia="Jost"/>
+                <w:b w:val="0"/>
+                <w:i w:val="0"/>
+                <w:color w:val="4A3A2C"/>
+                <w:sz w:val="17"/>
+              </w:rPr>
+              <w:t>)</w:t>
             </w:r>
           </w:p>
         </w:tc>
@@ -3170,7 +3504,7 @@
                 <w:color w:val="4A3A2C"/>
                 <w:sz w:val="17"/>
               </w:rPr>
-              <w:t xml:space="preserve"> min · AED </w:t>
+              <w:t xml:space="preserve"> min Healer · AED </w:t>
             </w:r>
             <w:r>
               <w:rPr>
@@ -3200,7 +3534,7 @@
                 <w:color w:val="4A3A2C"/>
                 <w:sz w:val="17"/>
               </w:rPr>
-              <w:t xml:space="preserve">Mats, linen · AED </w:t>
+              <w:t xml:space="preserve">Refreshments · AED </w:t>
             </w:r>
             <w:r>
               <w:rPr>
@@ -3260,17 +3594,7 @@
                 <w:color w:val="4A3A2C"/>
                 <w:sz w:val="17"/>
               </w:rPr>
-              <w:t xml:space="preserve">AED </w:t>
-            </w:r>
-            <w:r>
-              <w:rPr>
-                <w:rFonts w:ascii="Jost" w:hAnsi="Jost" w:cs="Jost" w:eastAsia="Jost"/>
-                <w:b w:val="0"/>
-                <w:i w:val="0"/>
-                <w:color w:val="A6754C"/>
-                <w:sz w:val="17"/>
-              </w:rPr>
-              <w:t>[___]</w:t>
+              <w:t>–</w:t>
             </w:r>
           </w:p>
         </w:tc>
@@ -4156,7 +4480,7 @@
                 <w:color w:val="4A3A2C"/>
                 <w:sz w:val="17"/>
               </w:rPr>
-              <w:t>IV Nutrient Therapy (per formula)</w:t>
+              <w:t>Compression Recovery</w:t>
             </w:r>
           </w:p>
         </w:tc>
@@ -4319,7 +4643,7 @@
                 <w:color w:val="4A3A2C"/>
                 <w:sz w:val="17"/>
               </w:rPr>
-              <w:t>Float &amp; Sensory Reset</w:t>
+              <w:t>Dry Float Bed</w:t>
             </w:r>
           </w:p>
         </w:tc>
@@ -4486,7 +4810,7 @@
                 <w:color w:val="4A3A2C"/>
                 <w:sz w:val="17"/>
               </w:rPr>
-              <w:t>Compression Recovery</w:t>
+              <w:t>Salt Cabin</w:t>
             </w:r>
           </w:p>
         </w:tc>
@@ -4649,7 +4973,7 @@
                 <w:color w:val="4A3A2C"/>
                 <w:sz w:val="17"/>
               </w:rPr>
-              <w:t>Dry Float Bed</w:t>
+              <w:t>Cold Plunge</w:t>
             </w:r>
           </w:p>
         </w:tc>
@@ -4816,7 +5140,7 @@
                 <w:color w:val="4A3A2C"/>
                 <w:sz w:val="17"/>
               </w:rPr>
-              <w:t>Salt Cabin</w:t>
+              <w:t>Guided Breathwork</w:t>
             </w:r>
           </w:p>
         </w:tc>
@@ -4979,7 +5303,7 @@
                 <w:color w:val="4A3A2C"/>
                 <w:sz w:val="17"/>
               </w:rPr>
-              <w:t>Cold Plunge</w:t>
+              <w:t>Sound Healing</w:t>
             </w:r>
           </w:p>
         </w:tc>
@@ -5146,7 +5470,17 @@
                 <w:color w:val="4A3A2C"/>
                 <w:sz w:val="17"/>
               </w:rPr>
-              <w:t>Guided Breathwork</w:t>
+              <w:t xml:space="preserve">Healer consultation </w:t>
+            </w:r>
+            <w:r>
+              <w:rPr>
+                <w:rFonts w:ascii="Jost" w:hAnsi="Jost" w:cs="Jost" w:eastAsia="Jost"/>
+                <w:b w:val="0"/>
+                <w:i w:val="0"/>
+                <w:color w:val="A6754C"/>
+                <w:sz w:val="17"/>
+              </w:rPr>
+              <w:t>[included in first visit — to confirm]</w:t>
             </w:r>
           </w:p>
         </w:tc>
@@ -5338,7 +5672,7 @@
           <w:color w:val="4A3A2C"/>
           <w:sz w:val="20"/>
         </w:rPr>
-        <w:t>Host time = (session length + set-up and turnaround) × Host cost per minute. Include the breathing ritual and walkthrough for first visits.</w:t>
+        <w:t>Host time = (session length + set-up and turnaround) × Host cost per minute. Include the breathing ritual, walkthrough and Healer consultation for first visits, plus per-visit amenities and refreshments.</w:t>
       </w:r>
     </w:p>
     <w:p>
@@ -5795,7 +6129,7 @@
                 <w:color w:val="4A3A2C"/>
                 <w:sz w:val="17"/>
               </w:rPr>
-              <w:t>Salt cabin before float or breathwork</w:t>
+              <w:t>Salt cabin before dry float bed, breathwork or sound healing</w:t>
             </w:r>
           </w:p>
         </w:tc>
@@ -6055,6 +6389,234 @@
             <w:pPr>
               <w:spacing w:before="40" w:after="40" w:line="276" w:lineRule="auto"/>
             </w:pPr>
+          </w:p>
+        </w:tc>
+      </w:tr>
+      <w:tr>
+        <w:tc>
+          <w:tcPr>
+            <w:tcW w:type="dxa" w:w="2353"/>
+            <w:shd w:val="clear" w:color="auto" w:fill="FBF5EE"/>
+          </w:tcPr>
+          <w:p>
+            <w:pPr>
+              <w:spacing w:before="40" w:after="40" w:line="276" w:lineRule="auto"/>
+            </w:pPr>
+            <w:r>
+              <w:rPr>
+                <w:rFonts w:ascii="Jost" w:hAnsi="Jost" w:cs="Jost" w:eastAsia="Jost"/>
+                <w:b w:val="0"/>
+                <w:i w:val="0"/>
+                <w:color w:val="4A3A2C"/>
+                <w:sz w:val="17"/>
+              </w:rPr>
+              <w:t>Healer personalised package / programme</w:t>
+            </w:r>
+          </w:p>
+        </w:tc>
+        <w:tc>
+          <w:tcPr>
+            <w:tcW w:type="dxa" w:w="2353"/>
+            <w:shd w:val="clear" w:color="auto" w:fill="FBF5EE"/>
+          </w:tcPr>
+          <w:p>
+            <w:pPr>
+              <w:spacing w:before="40" w:after="40" w:line="276" w:lineRule="auto"/>
+            </w:pPr>
+            <w:r>
+              <w:rPr>
+                <w:rFonts w:ascii="Jost" w:hAnsi="Jost" w:cs="Jost" w:eastAsia="Jost"/>
+                <w:b w:val="0"/>
+                <w:i w:val="0"/>
+                <w:color w:val="4A3A2C"/>
+                <w:sz w:val="17"/>
+              </w:rPr>
+              <w:t xml:space="preserve">AED </w:t>
+            </w:r>
+            <w:r>
+              <w:rPr>
+                <w:rFonts w:ascii="Jost" w:hAnsi="Jost" w:cs="Jost" w:eastAsia="Jost"/>
+                <w:b w:val="0"/>
+                <w:i w:val="0"/>
+                <w:color w:val="A6754C"/>
+                <w:sz w:val="17"/>
+              </w:rPr>
+              <w:t>[___]</w:t>
+            </w:r>
+          </w:p>
+        </w:tc>
+        <w:tc>
+          <w:tcPr>
+            <w:tcW w:type="dxa" w:w="2353"/>
+            <w:shd w:val="clear" w:color="auto" w:fill="FBF5EE"/>
+          </w:tcPr>
+          <w:p>
+            <w:pPr>
+              <w:spacing w:before="40" w:after="40" w:line="276" w:lineRule="auto"/>
+            </w:pPr>
+            <w:r>
+              <w:rPr>
+                <w:rFonts w:ascii="Jost" w:hAnsi="Jost" w:cs="Jost" w:eastAsia="Jost"/>
+                <w:b w:val="0"/>
+                <w:i w:val="0"/>
+                <w:color w:val="4A3A2C"/>
+                <w:sz w:val="17"/>
+              </w:rPr>
+              <w:t xml:space="preserve">AED </w:t>
+            </w:r>
+            <w:r>
+              <w:rPr>
+                <w:rFonts w:ascii="Jost" w:hAnsi="Jost" w:cs="Jost" w:eastAsia="Jost"/>
+                <w:b w:val="0"/>
+                <w:i w:val="0"/>
+                <w:color w:val="A6754C"/>
+                <w:sz w:val="17"/>
+              </w:rPr>
+              <w:t>[___]</w:t>
+            </w:r>
+          </w:p>
+        </w:tc>
+        <w:tc>
+          <w:tcPr>
+            <w:tcW w:type="dxa" w:w="2353"/>
+            <w:shd w:val="clear" w:color="auto" w:fill="FBF5EE"/>
+          </w:tcPr>
+          <w:p>
+            <w:pPr>
+              <w:spacing w:before="40" w:after="40" w:line="276" w:lineRule="auto"/>
+            </w:pPr>
+            <w:r>
+              <w:rPr>
+                <w:rFonts w:ascii="Jost" w:hAnsi="Jost" w:cs="Jost" w:eastAsia="Jost"/>
+                <w:b w:val="0"/>
+                <w:i w:val="0"/>
+                <w:color w:val="4A3A2C"/>
+                <w:sz w:val="17"/>
+              </w:rPr>
+              <w:t>Designed in the first-visit consultation</w:t>
+            </w:r>
+          </w:p>
+        </w:tc>
+      </w:tr>
+      <w:tr>
+        <w:tc>
+          <w:tcPr>
+            <w:tcW w:type="dxa" w:w="2353"/>
+          </w:tcPr>
+          <w:p>
+            <w:pPr>
+              <w:spacing w:before="40" w:after="40" w:line="276" w:lineRule="auto"/>
+            </w:pPr>
+            <w:r>
+              <w:rPr>
+                <w:rFonts w:ascii="Jost" w:hAnsi="Jost" w:cs="Jost" w:eastAsia="Jost"/>
+                <w:b w:val="0"/>
+                <w:i w:val="0"/>
+                <w:color w:val="4A3A2C"/>
+                <w:sz w:val="17"/>
+              </w:rPr>
+              <w:t>Retail (copper mugs, organic fragrances, wellness pillows, linen merchandise)</w:t>
+            </w:r>
+          </w:p>
+        </w:tc>
+        <w:tc>
+          <w:tcPr>
+            <w:tcW w:type="dxa" w:w="2353"/>
+          </w:tcPr>
+          <w:p>
+            <w:pPr>
+              <w:spacing w:before="40" w:after="40" w:line="276" w:lineRule="auto"/>
+            </w:pPr>
+            <w:r>
+              <w:rPr>
+                <w:rFonts w:ascii="Jost" w:hAnsi="Jost" w:cs="Jost" w:eastAsia="Jost"/>
+                <w:b w:val="0"/>
+                <w:i w:val="0"/>
+                <w:color w:val="4A3A2C"/>
+                <w:sz w:val="17"/>
+              </w:rPr>
+              <w:t xml:space="preserve">AED </w:t>
+            </w:r>
+            <w:r>
+              <w:rPr>
+                <w:rFonts w:ascii="Jost" w:hAnsi="Jost" w:cs="Jost" w:eastAsia="Jost"/>
+                <w:b w:val="0"/>
+                <w:i w:val="0"/>
+                <w:color w:val="A6754C"/>
+                <w:sz w:val="17"/>
+              </w:rPr>
+              <w:t>[___]</w:t>
+            </w:r>
+          </w:p>
+        </w:tc>
+        <w:tc>
+          <w:tcPr>
+            <w:tcW w:type="dxa" w:w="2353"/>
+          </w:tcPr>
+          <w:p>
+            <w:pPr>
+              <w:spacing w:before="40" w:after="40" w:line="276" w:lineRule="auto"/>
+            </w:pPr>
+            <w:r>
+              <w:rPr>
+                <w:rFonts w:ascii="Jost" w:hAnsi="Jost" w:cs="Jost" w:eastAsia="Jost"/>
+                <w:b w:val="0"/>
+                <w:i w:val="0"/>
+                <w:color w:val="4A3A2C"/>
+                <w:sz w:val="17"/>
+              </w:rPr>
+              <w:t xml:space="preserve">AED </w:t>
+            </w:r>
+            <w:r>
+              <w:rPr>
+                <w:rFonts w:ascii="Jost" w:hAnsi="Jost" w:cs="Jost" w:eastAsia="Jost"/>
+                <w:b w:val="0"/>
+                <w:i w:val="0"/>
+                <w:color w:val="A6754C"/>
+                <w:sz w:val="17"/>
+              </w:rPr>
+              <w:t>[___]</w:t>
+            </w:r>
+          </w:p>
+        </w:tc>
+        <w:tc>
+          <w:tcPr>
+            <w:tcW w:type="dxa" w:w="2353"/>
+          </w:tcPr>
+          <w:p>
+            <w:pPr>
+              <w:spacing w:before="40" w:after="40" w:line="276" w:lineRule="auto"/>
+            </w:pPr>
+            <w:r>
+              <w:rPr>
+                <w:rFonts w:ascii="Jost" w:hAnsi="Jost" w:cs="Jost" w:eastAsia="Jost"/>
+                <w:b w:val="0"/>
+                <w:i w:val="0"/>
+                <w:color w:val="4A3A2C"/>
+                <w:sz w:val="17"/>
+              </w:rPr>
+              <w:t xml:space="preserve">Landed cost plus retail margin </w:t>
+            </w:r>
+            <w:r>
+              <w:rPr>
+                <w:rFonts w:ascii="Jost" w:hAnsi="Jost" w:cs="Jost" w:eastAsia="Jost"/>
+                <w:b w:val="0"/>
+                <w:i w:val="0"/>
+                <w:color w:val="A6754C"/>
+                <w:sz w:val="17"/>
+              </w:rPr>
+              <w:t>[___]</w:t>
+            </w:r>
+            <w:r>
+              <w:rPr>
+                <w:rFonts w:ascii="Jost" w:hAnsi="Jost" w:cs="Jost" w:eastAsia="Jost"/>
+                <w:b w:val="0"/>
+                <w:i w:val="0"/>
+                <w:color w:val="4A3A2C"/>
+                <w:sz w:val="17"/>
+              </w:rPr>
+              <w:t>%</w:t>
+            </w:r>
           </w:p>
         </w:tc>
       </w:tr>
@@ -6318,7 +6880,17 @@
                 <w:color w:val="4A3A2C"/>
                 <w:sz w:val="17"/>
               </w:rPr>
-              <w:t>8 sessions of any core modality; priority booking; 1 guest pass; 10% off IV and add-ons</w:t>
+              <w:t xml:space="preserve">8 sessions of any core modality; priority booking; 1 guest pass; 10% off add-ons and retail </w:t>
+            </w:r>
+            <w:r>
+              <w:rPr>
+                <w:rFonts w:ascii="Jost" w:hAnsi="Jost" w:cs="Jost" w:eastAsia="Jost"/>
+                <w:b w:val="0"/>
+                <w:i w:val="0"/>
+                <w:color w:val="A6754C"/>
+                <w:sz w:val="17"/>
+              </w:rPr>
+              <w:t>[confirm]</w:t>
             </w:r>
           </w:p>
         </w:tc>
@@ -6422,7 +6994,27 @@
                 <w:color w:val="4A3A2C"/>
                 <w:sz w:val="17"/>
               </w:rPr>
-              <w:t>Unlimited core sessions; quarterly protocol review; 2 guest passes; 15% off IV and add-ons; first access to opening-week slots</w:t>
+              <w:t xml:space="preserve">Unlimited core sessions; quarterly protocol review; 2 guest passes; 15% off add-ons and retail </w:t>
+            </w:r>
+            <w:r>
+              <w:rPr>
+                <w:rFonts w:ascii="Jost" w:hAnsi="Jost" w:cs="Jost" w:eastAsia="Jost"/>
+                <w:b w:val="0"/>
+                <w:i w:val="0"/>
+                <w:color w:val="A6754C"/>
+                <w:sz w:val="17"/>
+              </w:rPr>
+              <w:t>[confirm]</w:t>
+            </w:r>
+            <w:r>
+              <w:rPr>
+                <w:rFonts w:ascii="Jost" w:hAnsi="Jost" w:cs="Jost" w:eastAsia="Jost"/>
+                <w:b w:val="0"/>
+                <w:i w:val="0"/>
+                <w:color w:val="4A3A2C"/>
+                <w:sz w:val="17"/>
+              </w:rPr>
+              <w:t>; first access to opening-week slots</w:t>
             </w:r>
           </w:p>
         </w:tc>
@@ -6650,7 +7242,27 @@
           <w:color w:val="4A3A2C"/>
           <w:sz w:val="20"/>
         </w:rPr>
-        <w:t xml:space="preserve"> = sum of (cost of each core modality × expected share of member bookings). IV therapy is excluded from core modalities and priced separately.</w:t>
+        <w:t xml:space="preserve"> = sum of (cost of each core modality × expected share of member bookings). Add-ons (for example, hyperbaric oxygen and 1:1 sessions </w:t>
+      </w:r>
+      <w:r>
+        <w:rPr>
+          <w:rFonts w:ascii="Jost" w:hAnsi="Jost" w:cs="Jost" w:eastAsia="Jost"/>
+          <w:b w:val="0"/>
+          <w:i w:val="0"/>
+          <w:color w:val="A6754C"/>
+          <w:sz w:val="20"/>
+        </w:rPr>
+        <w:t>[confirm]</w:t>
+      </w:r>
+      <w:r>
+        <w:rPr>
+          <w:rFonts w:ascii="Jost" w:hAnsi="Jost" w:cs="Jost" w:eastAsia="Jost"/>
+          <w:b w:val="0"/>
+          <w:i w:val="0"/>
+          <w:color w:val="4A3A2C"/>
+          <w:sz w:val="20"/>
+        </w:rPr>
+        <w:t>) are excluded from core modalities and priced separately. IV therapy is not offered at launch.</w:t>
       </w:r>
     </w:p>
     <w:p>
@@ -7044,7 +7656,17 @@
                 <w:color w:val="4A3A2C"/>
                 <w:sz w:val="17"/>
               </w:rPr>
-              <w:t>Member discount on IV and add-ons</w:t>
+              <w:t xml:space="preserve">Member discount on add-ons and retail </w:t>
+            </w:r>
+            <w:r>
+              <w:rPr>
+                <w:rFonts w:ascii="Jost" w:hAnsi="Jost" w:cs="Jost" w:eastAsia="Jost"/>
+                <w:b w:val="0"/>
+                <w:i w:val="0"/>
+                <w:color w:val="A6754C"/>
+                <w:sz w:val="17"/>
+              </w:rPr>
+              <w:t>[confirm]</w:t>
             </w:r>
           </w:p>
         </w:tc>
@@ -7064,7 +7686,7 @@
                 <w:color w:val="4A3A2C"/>
                 <w:sz w:val="17"/>
               </w:rPr>
-              <w:t>Restore 10%, Elevate 15% (per website); no further discount stacked</w:t>
+              <w:t>Restore 10%, Elevate 15%; no further discount stacked</w:t>
             </w:r>
           </w:p>
         </w:tc>
@@ -7468,7 +8090,7 @@
                 <w:color w:val="4A3A2C"/>
                 <w:sz w:val="17"/>
               </w:rPr>
-              <w:t>IV therapy</w:t>
+              <w:t>Hyperbaric oxygen</w:t>
             </w:r>
           </w:p>
         </w:tc>
@@ -7488,7 +8110,7 @@
                 <w:color w:val="4A3A2C"/>
                 <w:sz w:val="17"/>
               </w:rPr>
-              <w:t>Never offered free; discounts only within the member rate, subject to clinical assessment</w:t>
+              <w:t>Never offered free; discounts only within the member rate, subject to the health screen</w:t>
             </w:r>
           </w:p>
         </w:tc>
@@ -7511,7 +8133,7 @@
                 <w:color w:val="4A3A2C"/>
                 <w:sz w:val="17"/>
               </w:rPr>
-              <w:t>Logging</w:t>
+              <w:t>Payment method</w:t>
             </w:r>
           </w:p>
         </w:tc>
@@ -7519,6 +8141,48 @@
           <w:tcPr>
             <w:tcW w:type="dxa" w:w="4706"/>
             <w:shd w:val="clear" w:color="auto" w:fill="FBF5EE"/>
+          </w:tcPr>
+          <w:p>
+            <w:pPr>
+              <w:spacing w:before="40" w:after="40" w:line="276" w:lineRule="auto"/>
+            </w:pPr>
+            <w:r>
+              <w:rPr>
+                <w:rFonts w:ascii="Jost" w:hAnsi="Jost" w:cs="Jost" w:eastAsia="Jost"/>
+                <w:b w:val="0"/>
+                <w:i w:val="0"/>
+                <w:color w:val="4A3A2C"/>
+                <w:sz w:val="17"/>
+              </w:rPr>
+              <w:t>Same price for Apple Pay, card and cash; Tabby terms to be costed when introduced</w:t>
+            </w:r>
+          </w:p>
+        </w:tc>
+      </w:tr>
+      <w:tr>
+        <w:tc>
+          <w:tcPr>
+            <w:tcW w:type="dxa" w:w="4706"/>
+          </w:tcPr>
+          <w:p>
+            <w:pPr>
+              <w:spacing w:before="40" w:after="40" w:line="276" w:lineRule="auto"/>
+            </w:pPr>
+            <w:r>
+              <w:rPr>
+                <w:rFonts w:ascii="Jost" w:hAnsi="Jost" w:cs="Jost" w:eastAsia="Jost"/>
+                <w:b w:val="0"/>
+                <w:i w:val="0"/>
+                <w:color w:val="4A3A2C"/>
+                <w:sz w:val="17"/>
+              </w:rPr>
+              <w:t>Logging</w:t>
+            </w:r>
+          </w:p>
+        </w:tc>
+        <w:tc>
+          <w:tcPr>
+            <w:tcW w:type="dxa" w:w="4706"/>
           </w:tcPr>
           <w:p>
             <w:pPr>
